--- a/gardah_checkpoint1_s12026.docx
+++ b/gardah_checkpoint1_s12026.docx
@@ -12,8 +12,47 @@
         <w:rPr>
           <w:rFonts w:ascii="Arial" w:hAnsi="Arial" w:cs="Arial"/>
         </w:rPr>
+        <w:t>Your submission must include screenshots showing:</w:t>
+      </w:r>
+    </w:p>
+    <w:p>
+      <w:pPr>
+        <w:rPr>
+          <w:rFonts w:ascii="Arial" w:hAnsi="Arial" w:cs="Arial"/>
+        </w:rPr>
+      </w:pPr>
+      <w:r>
+        <w:rPr>
+          <w:rFonts w:ascii="Arial" w:hAnsi="Arial" w:cs="Arial"/>
+        </w:rPr>
+        <w:t>□ Azure portal with your VM</w:t>
+      </w:r>
+      <w:r>
+        <w:rPr>
+          <w:rFonts w:ascii="Arial" w:hAnsi="Arial" w:cs="Arial" w:hint="cs"/>
+        </w:rPr>
+        <w:t>’</w:t>
+      </w:r>
+      <w:r>
+        <w:rPr>
+          <w:rFonts w:ascii="Arial" w:hAnsi="Arial" w:cs="Arial"/>
+        </w:rPr>
+        <w:t>s public IP address visible</w:t>
+      </w:r>
+    </w:p>
+    <w:p>
+      <w:pPr>
+        <w:rPr>
+          <w:rFonts w:ascii="Arial" w:hAnsi="Arial" w:cs="Arial"/>
+        </w:rPr>
+      </w:pPr>
+      <w:r>
+        <w:rPr>
+          <w:rFonts w:ascii="Arial" w:hAnsi="Arial" w:cs="Arial"/>
+          <w:noProof/>
+        </w:rPr>
         <w:drawing>
-          <wp:inline distT="0" distB="0" distL="0" distR="0" wp14:anchorId="2EC2044C" wp14:editId="746CEAF5">
+          <wp:inline distT="0" distB="0" distL="0" distR="0" wp14:anchorId="6388435F" wp14:editId="30489FEC">
             <wp:extent cx="5731510" cy="1201420"/>
             <wp:effectExtent l="0" t="0" r="2540" b="0"/>
             <wp:docPr id="2064976825" name="Picture 1" descr="A white background with black dots&#10;&#10;AI-generated content may be incorrect."/>
@@ -55,104 +94,33 @@
           <w:rFonts w:ascii="Arial" w:hAnsi="Arial" w:cs="Arial"/>
         </w:rPr>
       </w:pPr>
-      <w:r>
-        <w:rPr>
-          <w:rFonts w:ascii="Arial" w:hAnsi="Arial" w:cs="Arial"/>
-        </w:rPr>
-        <w:t xml:space="preserve">The Ip address is </w:t>
-      </w:r>
-      <w:r>
-        <w:rPr>
-          <w:rFonts w:ascii="Arial" w:hAnsi="Arial" w:cs="Arial"/>
-        </w:rPr>
-        <w:t>20.211.97.209</w:t>
-      </w:r>
-    </w:p>
-    <w:p>
-      <w:pPr>
-        <w:rPr>
-          <w:rFonts w:ascii="Arial" w:hAnsi="Arial" w:cs="Arial"/>
-        </w:rPr>
-      </w:pPr>
-    </w:p>
-    <w:p>
-      <w:pPr>
-        <w:rPr>
-          <w:rFonts w:ascii="Arial" w:hAnsi="Arial" w:cs="Arial"/>
-        </w:rPr>
-      </w:pPr>
-      <w:r>
-        <w:rPr>
-          <w:rFonts w:ascii="Arial" w:hAnsi="Arial" w:cs="Arial"/>
+    </w:p>
+    <w:p>
+      <w:pPr>
+        <w:rPr>
+          <w:rFonts w:ascii="Arial" w:hAnsi="Arial" w:cs="Arial"/>
+        </w:rPr>
+      </w:pPr>
+      <w:r>
+        <w:rPr>
+          <w:rFonts w:ascii="Arial" w:hAnsi="Arial" w:cs="Arial"/>
+        </w:rPr>
+        <w:t>□ PuTTY connection window and successful login prompt</w:t>
+      </w:r>
+    </w:p>
+    <w:p>
+      <w:pPr>
+        <w:rPr>
+          <w:rFonts w:ascii="Arial" w:hAnsi="Arial" w:cs="Arial"/>
+        </w:rPr>
+      </w:pPr>
+      <w:r>
+        <w:rPr>
+          <w:rFonts w:ascii="Arial" w:hAnsi="Arial" w:cs="Arial"/>
+          <w:noProof/>
         </w:rPr>
         <w:drawing>
-          <wp:inline distT="0" distB="0" distL="0" distR="0" wp14:anchorId="7EB8160D" wp14:editId="26330EF0">
-            <wp:extent cx="2230686" cy="2181225"/>
-            <wp:effectExtent l="0" t="0" r="0" b="0"/>
-            <wp:docPr id="1768075734" name="Picture 1" descr="A screenshot of a computer&#10;&#10;AI-generated content may be incorrect."/>
-            <wp:cNvGraphicFramePr>
-              <a:graphicFrameLocks xmlns:a="http://schemas.openxmlformats.org/drawingml/2006/main" noChangeAspect="1"/>
-            </wp:cNvGraphicFramePr>
-            <a:graphic xmlns:a="http://schemas.openxmlformats.org/drawingml/2006/main">
-              <a:graphicData uri="http://schemas.openxmlformats.org/drawingml/2006/picture">
-                <pic:pic xmlns:pic="http://schemas.openxmlformats.org/drawingml/2006/picture">
-                  <pic:nvPicPr>
-                    <pic:cNvPr id="1768075734" name="Picture 1" descr="A screenshot of a computer&#10;&#10;AI-generated content may be incorrect."/>
-                    <pic:cNvPicPr/>
-                  </pic:nvPicPr>
-                  <pic:blipFill>
-                    <a:blip r:embed="rId5"/>
-                    <a:stretch>
-                      <a:fillRect/>
-                    </a:stretch>
-                  </pic:blipFill>
-                  <pic:spPr>
-                    <a:xfrm>
-                      <a:off x="0" y="0"/>
-                      <a:ext cx="2234197" cy="2184658"/>
-                    </a:xfrm>
-                    <a:prstGeom prst="rect">
-                      <a:avLst/>
-                    </a:prstGeom>
-                  </pic:spPr>
-                </pic:pic>
-              </a:graphicData>
-            </a:graphic>
-          </wp:inline>
-        </w:drawing>
-      </w:r>
-      <w:r>
-        <w:rPr>
-          <w:rFonts w:ascii="Arial" w:hAnsi="Arial" w:cs="Arial"/>
-        </w:rPr>
-        <w:t xml:space="preserve"> </w:t>
-      </w:r>
-    </w:p>
-    <w:p>
-      <w:pPr>
-        <w:rPr>
-          <w:rFonts w:ascii="Arial" w:hAnsi="Arial" w:cs="Arial"/>
-        </w:rPr>
-      </w:pPr>
-      <w:r>
-        <w:rPr>
-          <w:rFonts w:ascii="Arial" w:hAnsi="Arial" w:cs="Arial"/>
-        </w:rPr>
-        <w:t>Used the ip to log in to the vm</w:t>
-      </w:r>
-    </w:p>
-    <w:p>
-      <w:pPr>
-        <w:rPr>
-          <w:rFonts w:ascii="Arial" w:hAnsi="Arial" w:cs="Arial"/>
-        </w:rPr>
-      </w:pPr>
-      <w:r>
-        <w:rPr>
-          <w:rFonts w:ascii="Arial" w:hAnsi="Arial" w:cs="Arial"/>
-        </w:rPr>
-        <w:drawing>
-          <wp:inline distT="0" distB="0" distL="0" distR="0" wp14:anchorId="6716F8F2" wp14:editId="5EDAB912">
+          <wp:inline distT="0" distB="0" distL="0" distR="0" wp14:anchorId="2EA3B2DD" wp14:editId="59118760">
             <wp:extent cx="3048000" cy="2790737"/>
             <wp:effectExtent l="0" t="0" r="0" b="0"/>
             <wp:docPr id="863051757" name="Picture 1" descr="A screenshot of a computer screen&#10;&#10;AI-generated content may be incorrect."/>
@@ -167,7 +135,7 @@
                     <pic:cNvPicPr/>
                   </pic:nvPicPr>
                   <pic:blipFill>
-                    <a:blip r:embed="rId6"/>
+                    <a:blip r:embed="rId5"/>
                     <a:stretch>
                       <a:fillRect/>
                     </a:stretch>
@@ -198,29 +166,22 @@
         <w:rPr>
           <w:rFonts w:ascii="Arial" w:hAnsi="Arial" w:cs="Arial"/>
         </w:rPr>
-        <w:t>Logged in to the vm as oscstudent</w:t>
-      </w:r>
-    </w:p>
-    <w:p>
-      <w:pPr>
-        <w:rPr>
-          <w:rFonts w:ascii="Arial" w:hAnsi="Arial" w:cs="Arial"/>
-        </w:rPr>
-      </w:pPr>
-    </w:p>
-    <w:p>
-      <w:pPr>
-        <w:rPr>
-          <w:rFonts w:ascii="Arial" w:hAnsi="Arial" w:cs="Arial"/>
-        </w:rPr>
-      </w:pPr>
-      <w:r>
-        <w:rPr>
-          <w:rFonts w:ascii="Arial" w:hAnsi="Arial" w:cs="Arial"/>
-        </w:rPr>
-        <w:lastRenderedPageBreak/>
+        <w:t>□ The usermod, groupmod, and home directory move commands with their output</w:t>
+      </w:r>
+    </w:p>
+    <w:p>
+      <w:pPr>
+        <w:rPr>
+          <w:rFonts w:ascii="Arial" w:hAnsi="Arial" w:cs="Arial"/>
+        </w:rPr>
+      </w:pPr>
+      <w:r>
+        <w:rPr>
+          <w:rFonts w:ascii="Arial" w:hAnsi="Arial" w:cs="Arial"/>
+          <w:noProof/>
+        </w:rPr>
         <w:drawing>
-          <wp:inline distT="0" distB="0" distL="0" distR="0" wp14:anchorId="3347A0B0" wp14:editId="2408B762">
+          <wp:inline distT="0" distB="0" distL="0" distR="0" wp14:anchorId="1C259C98" wp14:editId="69F5403E">
             <wp:extent cx="3388623" cy="1771650"/>
             <wp:effectExtent l="0" t="0" r="2540" b="0"/>
             <wp:docPr id="1816876528" name="Picture 1" descr="A screenshot of a computer program&#10;&#10;AI-generated content may be incorrect."/>
@@ -235,7 +196,7 @@
                     <pic:cNvPicPr/>
                   </pic:nvPicPr>
                   <pic:blipFill>
-                    <a:blip r:embed="rId7"/>
+                    <a:blip r:embed="rId6"/>
                     <a:stretch>
                       <a:fillRect/>
                     </a:stretch>
@@ -262,19 +223,27 @@
           <w:rFonts w:ascii="Arial" w:hAnsi="Arial" w:cs="Arial"/>
         </w:rPr>
       </w:pPr>
-    </w:p>
-    <w:p>
-      <w:pPr>
-        <w:rPr>
-          <w:rFonts w:ascii="Arial" w:hAnsi="Arial" w:cs="Arial"/>
-        </w:rPr>
-      </w:pPr>
-      <w:r>
-        <w:rPr>
-          <w:rFonts w:ascii="Arial" w:hAnsi="Arial" w:cs="Arial"/>
-        </w:rPr>
+      <w:r>
+        <w:rPr>
+          <w:rFonts w:ascii="Arial" w:hAnsi="Arial" w:cs="Arial"/>
+        </w:rPr>
+        <w:t>□ Output of id &lt;yourusername&gt; and ls -la /home/ confirming the rename</w:t>
+      </w:r>
+    </w:p>
+    <w:p>
+      <w:pPr>
+        <w:rPr>
+          <w:rFonts w:ascii="Arial" w:hAnsi="Arial" w:cs="Arial"/>
+        </w:rPr>
+      </w:pPr>
+      <w:r>
+        <w:rPr>
+          <w:rFonts w:ascii="Arial" w:hAnsi="Arial" w:cs="Arial"/>
+          <w:noProof/>
+        </w:rPr>
+        <w:lastRenderedPageBreak/>
         <w:drawing>
-          <wp:inline distT="0" distB="0" distL="0" distR="0" wp14:anchorId="658B1291" wp14:editId="16E62025">
+          <wp:inline distT="0" distB="0" distL="0" distR="0" wp14:anchorId="7CC5A15C" wp14:editId="6669DA8F">
             <wp:extent cx="5731510" cy="1314450"/>
             <wp:effectExtent l="0" t="0" r="2540" b="0"/>
             <wp:docPr id="321310652" name="Picture 1" descr="A screen shot of a computer&#10;&#10;AI-generated content may be incorrect."/>
@@ -289,7 +258,7 @@
                     <pic:cNvPicPr/>
                   </pic:nvPicPr>
                   <pic:blipFill>
-                    <a:blip r:embed="rId8"/>
+                    <a:blip r:embed="rId7"/>
                     <a:stretch>
                       <a:fillRect/>
                     </a:stretch>
@@ -320,21 +289,28 @@
         <w:rPr>
           <w:rFonts w:ascii="Arial" w:hAnsi="Arial" w:cs="Arial"/>
         </w:rPr>
-        <w:t>Verifies tha all the changes were made</w:t>
-      </w:r>
-    </w:p>
-    <w:p>
-      <w:pPr>
-        <w:rPr>
-          <w:rFonts w:ascii="Arial" w:hAnsi="Arial" w:cs="Arial"/>
-        </w:rPr>
-      </w:pPr>
-      <w:r>
-        <w:rPr>
-          <w:rFonts w:ascii="Arial" w:hAnsi="Arial" w:cs="Arial"/>
+        <w:t>□ Evidence of successful password change (do not show the actual password</w:t>
+      </w:r>
+      <w:r>
+        <w:rPr>
+          <w:rFonts w:ascii="Arial" w:hAnsi="Arial" w:cs="Arial"/>
+        </w:rPr>
+        <w:t>)</w:t>
+      </w:r>
+    </w:p>
+    <w:p>
+      <w:pPr>
+        <w:rPr>
+          <w:rFonts w:ascii="Arial" w:hAnsi="Arial" w:cs="Arial"/>
+        </w:rPr>
+      </w:pPr>
+      <w:r>
+        <w:rPr>
+          <w:rFonts w:ascii="Arial" w:hAnsi="Arial" w:cs="Arial"/>
+          <w:noProof/>
         </w:rPr>
         <w:drawing>
-          <wp:inline distT="0" distB="0" distL="0" distR="0" wp14:anchorId="4529CE16" wp14:editId="3217D010">
+          <wp:inline distT="0" distB="0" distL="0" distR="0" wp14:anchorId="3ADC9626" wp14:editId="3B78F50A">
             <wp:extent cx="3600953" cy="704948"/>
             <wp:effectExtent l="0" t="0" r="0" b="0"/>
             <wp:docPr id="574710205" name="Picture 1" descr="A screen shot of a computer&#10;&#10;AI-generated content may be incorrect."/>
@@ -349,7 +325,7 @@
                     <pic:cNvPicPr/>
                   </pic:nvPicPr>
                   <pic:blipFill>
-                    <a:blip r:embed="rId9"/>
+                    <a:blip r:embed="rId8"/>
                     <a:stretch>
                       <a:fillRect/>
                     </a:stretch>
@@ -376,19 +352,780 @@
           <w:rFonts w:ascii="Arial" w:hAnsi="Arial" w:cs="Arial"/>
         </w:rPr>
       </w:pPr>
-      <w:r>
-        <w:rPr>
-          <w:rFonts w:ascii="Arial" w:hAnsi="Arial" w:cs="Arial"/>
-        </w:rPr>
-        <w:t>New password is set</w:t>
-      </w:r>
-    </w:p>
-    <w:p>
-      <w:pPr>
-        <w:rPr>
-          <w:rFonts w:ascii="Arial" w:hAnsi="Arial" w:cs="Arial"/>
-        </w:rPr>
-      </w:pPr>
+    </w:p>
+    <w:p>
+      <w:pPr>
+        <w:rPr>
+          <w:rFonts w:ascii="Arial" w:hAnsi="Arial" w:cs="Arial"/>
+        </w:rPr>
+      </w:pPr>
+    </w:p>
+    <w:p>
+      <w:pPr>
+        <w:rPr>
+          <w:rFonts w:ascii="Arial" w:hAnsi="Arial" w:cs="Arial"/>
+        </w:rPr>
+      </w:pPr>
+    </w:p>
+    <w:p>
+      <w:pPr>
+        <w:rPr>
+          <w:rFonts w:ascii="Arial" w:hAnsi="Arial" w:cs="Arial"/>
+        </w:rPr>
+      </w:pPr>
+      <w:r>
+        <w:rPr>
+          <w:rFonts w:ascii="Arial" w:hAnsi="Arial" w:cs="Arial"/>
+        </w:rPr>
+        <w:t xml:space="preserve">□ onboard_users.sh </w:t>
+      </w:r>
+      <w:r>
+        <w:rPr>
+          <w:rFonts w:ascii="Arial" w:hAnsi="Arial" w:cs="Arial" w:hint="cs"/>
+        </w:rPr>
+        <w:t>—</w:t>
+      </w:r>
+      <w:r>
+        <w:rPr>
+          <w:rFonts w:ascii="Arial" w:hAnsi="Arial" w:cs="Arial"/>
+        </w:rPr>
+        <w:t xml:space="preserve"> the complete script with inline comments</w:t>
+      </w:r>
+      <w:r>
+        <w:rPr>
+          <w:rFonts w:ascii="Arial" w:hAnsi="Arial" w:cs="Arial"/>
+        </w:rPr>
+        <w:t>\</w:t>
+      </w:r>
+    </w:p>
+    <w:p>
+      <w:pPr>
+        <w:rPr>
+          <w:rFonts w:ascii="Arial" w:hAnsi="Arial" w:cs="Arial"/>
+        </w:rPr>
+      </w:pPr>
+      <w:r>
+        <w:rPr>
+          <w:rFonts w:ascii="Arial" w:hAnsi="Arial" w:cs="Arial"/>
+        </w:rPr>
+        <w:drawing>
+          <wp:inline distT="0" distB="0" distL="0" distR="0" wp14:anchorId="45931A07" wp14:editId="4D84589D">
+            <wp:extent cx="4500000" cy="4457124"/>
+            <wp:effectExtent l="0" t="0" r="0" b="635"/>
+            <wp:docPr id="1574072392" name="Picture 1" descr="A screenshot of a computer program&#10;&#10;AI-generated content may be incorrect."/>
+            <wp:cNvGraphicFramePr>
+              <a:graphicFrameLocks xmlns:a="http://schemas.openxmlformats.org/drawingml/2006/main" noChangeAspect="1"/>
+            </wp:cNvGraphicFramePr>
+            <a:graphic xmlns:a="http://schemas.openxmlformats.org/drawingml/2006/main">
+              <a:graphicData uri="http://schemas.openxmlformats.org/drawingml/2006/picture">
+                <pic:pic xmlns:pic="http://schemas.openxmlformats.org/drawingml/2006/picture">
+                  <pic:nvPicPr>
+                    <pic:cNvPr id="1574072392" name="Picture 1" descr="A screenshot of a computer program&#10;&#10;AI-generated content may be incorrect."/>
+                    <pic:cNvPicPr/>
+                  </pic:nvPicPr>
+                  <pic:blipFill>
+                    <a:blip r:embed="rId9"/>
+                    <a:stretch>
+                      <a:fillRect/>
+                    </a:stretch>
+                  </pic:blipFill>
+                  <pic:spPr>
+                    <a:xfrm>
+                      <a:off x="0" y="0"/>
+                      <a:ext cx="4500000" cy="4457124"/>
+                    </a:xfrm>
+                    <a:prstGeom prst="rect">
+                      <a:avLst/>
+                    </a:prstGeom>
+                  </pic:spPr>
+                </pic:pic>
+              </a:graphicData>
+            </a:graphic>
+          </wp:inline>
+        </w:drawing>
+      </w:r>
+    </w:p>
+    <w:p>
+      <w:pPr>
+        <w:rPr>
+          <w:rFonts w:ascii="Arial" w:hAnsi="Arial" w:cs="Arial"/>
+        </w:rPr>
+      </w:pPr>
+      <w:r>
+        <w:rPr>
+          <w:rFonts w:ascii="Arial" w:hAnsi="Arial" w:cs="Arial"/>
+        </w:rPr>
+        <w:lastRenderedPageBreak/>
+        <w:drawing>
+          <wp:inline distT="0" distB="0" distL="0" distR="0" wp14:anchorId="1234B59E" wp14:editId="23A9F007">
+            <wp:extent cx="4500000" cy="4458120"/>
+            <wp:effectExtent l="0" t="0" r="0" b="0"/>
+            <wp:docPr id="318052129" name="Picture 1" descr="A screenshot of a computer program&#10;&#10;AI-generated content may be incorrect."/>
+            <wp:cNvGraphicFramePr>
+              <a:graphicFrameLocks xmlns:a="http://schemas.openxmlformats.org/drawingml/2006/main" noChangeAspect="1"/>
+            </wp:cNvGraphicFramePr>
+            <a:graphic xmlns:a="http://schemas.openxmlformats.org/drawingml/2006/main">
+              <a:graphicData uri="http://schemas.openxmlformats.org/drawingml/2006/picture">
+                <pic:pic xmlns:pic="http://schemas.openxmlformats.org/drawingml/2006/picture">
+                  <pic:nvPicPr>
+                    <pic:cNvPr id="318052129" name="Picture 1" descr="A screenshot of a computer program&#10;&#10;AI-generated content may be incorrect."/>
+                    <pic:cNvPicPr/>
+                  </pic:nvPicPr>
+                  <pic:blipFill rotWithShape="1">
+                    <a:blip r:embed="rId10"/>
+                    <a:srcRect t="1973" b="1"/>
+                    <a:stretch>
+                      <a:fillRect/>
+                    </a:stretch>
+                  </pic:blipFill>
+                  <pic:spPr bwMode="auto">
+                    <a:xfrm>
+                      <a:off x="0" y="0"/>
+                      <a:ext cx="4500000" cy="4458120"/>
+                    </a:xfrm>
+                    <a:prstGeom prst="rect">
+                      <a:avLst/>
+                    </a:prstGeom>
+                    <a:ln>
+                      <a:noFill/>
+                    </a:ln>
+                    <a:extLst>
+                      <a:ext uri="{53640926-AAD7-44D8-BBD7-CCE9431645EC}">
+                        <a14:shadowObscured xmlns:a14="http://schemas.microsoft.com/office/drawing/2010/main"/>
+                      </a:ext>
+                    </a:extLst>
+                  </pic:spPr>
+                </pic:pic>
+              </a:graphicData>
+            </a:graphic>
+          </wp:inline>
+        </w:drawing>
+      </w:r>
+    </w:p>
+    <w:p>
+      <w:pPr>
+        <w:rPr>
+          <w:rFonts w:ascii="Arial" w:hAnsi="Arial" w:cs="Arial"/>
+        </w:rPr>
+      </w:pPr>
+      <w:r>
+        <w:rPr>
+          <w:rFonts w:ascii="Arial" w:hAnsi="Arial" w:cs="Arial"/>
+        </w:rPr>
+        <w:lastRenderedPageBreak/>
+        <w:drawing>
+          <wp:inline distT="0" distB="0" distL="0" distR="0" wp14:anchorId="70DC257C" wp14:editId="371A2D17">
+            <wp:extent cx="4500000" cy="4504986"/>
+            <wp:effectExtent l="0" t="0" r="0" b="0"/>
+            <wp:docPr id="1409672915" name="Picture 1" descr="A screen shot of a computer&#10;&#10;AI-generated content may be incorrect."/>
+            <wp:cNvGraphicFramePr>
+              <a:graphicFrameLocks xmlns:a="http://schemas.openxmlformats.org/drawingml/2006/main" noChangeAspect="1"/>
+            </wp:cNvGraphicFramePr>
+            <a:graphic xmlns:a="http://schemas.openxmlformats.org/drawingml/2006/main">
+              <a:graphicData uri="http://schemas.openxmlformats.org/drawingml/2006/picture">
+                <pic:pic xmlns:pic="http://schemas.openxmlformats.org/drawingml/2006/picture">
+                  <pic:nvPicPr>
+                    <pic:cNvPr id="1409672915" name="Picture 1" descr="A screen shot of a computer&#10;&#10;AI-generated content may be incorrect."/>
+                    <pic:cNvPicPr/>
+                  </pic:nvPicPr>
+                  <pic:blipFill>
+                    <a:blip r:embed="rId11"/>
+                    <a:stretch>
+                      <a:fillRect/>
+                    </a:stretch>
+                  </pic:blipFill>
+                  <pic:spPr>
+                    <a:xfrm>
+                      <a:off x="0" y="0"/>
+                      <a:ext cx="4500000" cy="4504986"/>
+                    </a:xfrm>
+                    <a:prstGeom prst="rect">
+                      <a:avLst/>
+                    </a:prstGeom>
+                  </pic:spPr>
+                </pic:pic>
+              </a:graphicData>
+            </a:graphic>
+          </wp:inline>
+        </w:drawing>
+      </w:r>
+    </w:p>
+    <w:p>
+      <w:pPr>
+        <w:rPr>
+          <w:rFonts w:ascii="Arial" w:hAnsi="Arial" w:cs="Arial"/>
+        </w:rPr>
+      </w:pPr>
+      <w:r>
+        <w:rPr>
+          <w:rFonts w:ascii="Arial" w:hAnsi="Arial" w:cs="Arial"/>
+        </w:rPr>
+        <w:drawing>
+          <wp:inline distT="0" distB="0" distL="0" distR="0" wp14:anchorId="5C1DCBAE" wp14:editId="76D25EC9">
+            <wp:extent cx="4500000" cy="1741469"/>
+            <wp:effectExtent l="0" t="0" r="0" b="0"/>
+            <wp:docPr id="627278059" name="Picture 1" descr="A screenshot of a computer program&#10;&#10;AI-generated content may be incorrect."/>
+            <wp:cNvGraphicFramePr>
+              <a:graphicFrameLocks xmlns:a="http://schemas.openxmlformats.org/drawingml/2006/main" noChangeAspect="1"/>
+            </wp:cNvGraphicFramePr>
+            <a:graphic xmlns:a="http://schemas.openxmlformats.org/drawingml/2006/main">
+              <a:graphicData uri="http://schemas.openxmlformats.org/drawingml/2006/picture">
+                <pic:pic xmlns:pic="http://schemas.openxmlformats.org/drawingml/2006/picture">
+                  <pic:nvPicPr>
+                    <pic:cNvPr id="627278059" name="Picture 1" descr="A screenshot of a computer program&#10;&#10;AI-generated content may be incorrect."/>
+                    <pic:cNvPicPr/>
+                  </pic:nvPicPr>
+                  <pic:blipFill>
+                    <a:blip r:embed="rId12"/>
+                    <a:stretch>
+                      <a:fillRect/>
+                    </a:stretch>
+                  </pic:blipFill>
+                  <pic:spPr>
+                    <a:xfrm>
+                      <a:off x="0" y="0"/>
+                      <a:ext cx="4500000" cy="1741469"/>
+                    </a:xfrm>
+                    <a:prstGeom prst="rect">
+                      <a:avLst/>
+                    </a:prstGeom>
+                  </pic:spPr>
+                </pic:pic>
+              </a:graphicData>
+            </a:graphic>
+          </wp:inline>
+        </w:drawing>
+      </w:r>
+    </w:p>
+    <w:p>
+      <w:pPr>
+        <w:rPr>
+          <w:rFonts w:ascii="Arial" w:hAnsi="Arial" w:cs="Arial"/>
+        </w:rPr>
+      </w:pPr>
+      <w:r>
+        <w:rPr>
+          <w:rFonts w:ascii="Arial" w:hAnsi="Arial" w:cs="Arial"/>
+        </w:rPr>
+        <w:t>□ Screenshot: running the script (sudo bash onboard_users.sh) showing output</w:t>
+      </w:r>
+    </w:p>
+    <w:p>
+      <w:pPr>
+        <w:rPr>
+          <w:rFonts w:ascii="Arial" w:hAnsi="Arial" w:cs="Arial"/>
+        </w:rPr>
+      </w:pPr>
+      <w:r>
+        <w:rPr>
+          <w:rFonts w:ascii="Arial" w:hAnsi="Arial" w:cs="Arial"/>
+        </w:rPr>
+        <w:t>for multiple users</w:t>
+      </w:r>
+    </w:p>
+    <w:p>
+      <w:pPr>
+        <w:rPr>
+          <w:rFonts w:ascii="Arial" w:hAnsi="Arial" w:cs="Arial"/>
+        </w:rPr>
+      </w:pPr>
+      <w:r>
+        <w:rPr>
+          <w:rFonts w:ascii="Arial" w:hAnsi="Arial" w:cs="Arial"/>
+        </w:rPr>
+        <w:lastRenderedPageBreak/>
+        <w:drawing>
+          <wp:inline distT="0" distB="0" distL="0" distR="0" wp14:anchorId="7CF0395A" wp14:editId="222314EE">
+            <wp:extent cx="4584977" cy="2524125"/>
+            <wp:effectExtent l="0" t="0" r="6350" b="0"/>
+            <wp:docPr id="444046732" name="Picture 1" descr="A screenshot of a computer program&#10;&#10;AI-generated content may be incorrect."/>
+            <wp:cNvGraphicFramePr>
+              <a:graphicFrameLocks xmlns:a="http://schemas.openxmlformats.org/drawingml/2006/main" noChangeAspect="1"/>
+            </wp:cNvGraphicFramePr>
+            <a:graphic xmlns:a="http://schemas.openxmlformats.org/drawingml/2006/main">
+              <a:graphicData uri="http://schemas.openxmlformats.org/drawingml/2006/picture">
+                <pic:pic xmlns:pic="http://schemas.openxmlformats.org/drawingml/2006/picture">
+                  <pic:nvPicPr>
+                    <pic:cNvPr id="444046732" name="Picture 1" descr="A screenshot of a computer program&#10;&#10;AI-generated content may be incorrect."/>
+                    <pic:cNvPicPr/>
+                  </pic:nvPicPr>
+                  <pic:blipFill>
+                    <a:blip r:embed="rId13"/>
+                    <a:stretch>
+                      <a:fillRect/>
+                    </a:stretch>
+                  </pic:blipFill>
+                  <pic:spPr>
+                    <a:xfrm>
+                      <a:off x="0" y="0"/>
+                      <a:ext cx="4590967" cy="2527423"/>
+                    </a:xfrm>
+                    <a:prstGeom prst="rect">
+                      <a:avLst/>
+                    </a:prstGeom>
+                  </pic:spPr>
+                </pic:pic>
+              </a:graphicData>
+            </a:graphic>
+          </wp:inline>
+        </w:drawing>
+      </w:r>
+    </w:p>
+    <w:p>
+      <w:pPr>
+        <w:rPr>
+          <w:rFonts w:ascii="Arial" w:hAnsi="Arial" w:cs="Arial"/>
+        </w:rPr>
+      </w:pPr>
+      <w:r>
+        <w:rPr>
+          <w:rFonts w:ascii="Arial" w:hAnsi="Arial" w:cs="Arial"/>
+        </w:rPr>
+        <w:t>□ Screenshot: contents of /var/log/user_onboarding_audit.log showing times-</w:t>
+      </w:r>
+    </w:p>
+    <w:p>
+      <w:pPr>
+        <w:rPr>
+          <w:rFonts w:ascii="Arial" w:hAnsi="Arial" w:cs="Arial"/>
+        </w:rPr>
+      </w:pPr>
+      <w:r>
+        <w:rPr>
+          <w:rFonts w:ascii="Arial" w:hAnsi="Arial" w:cs="Arial"/>
+        </w:rPr>
+        <w:t>tamped entries</w:t>
+      </w:r>
+    </w:p>
+    <w:p>
+      <w:pPr>
+        <w:rPr>
+          <w:rFonts w:ascii="Arial" w:hAnsi="Arial" w:cs="Arial"/>
+        </w:rPr>
+      </w:pPr>
+      <w:r>
+        <w:rPr>
+          <w:rFonts w:ascii="Arial" w:hAnsi="Arial" w:cs="Arial"/>
+        </w:rPr>
+        <w:drawing>
+          <wp:inline distT="0" distB="0" distL="0" distR="0" wp14:anchorId="4B01C6E1" wp14:editId="6CEDEA18">
+            <wp:extent cx="5731510" cy="4261485"/>
+            <wp:effectExtent l="0" t="0" r="2540" b="5715"/>
+            <wp:docPr id="1610519249" name="Picture 1" descr="A screenshot of a computer program&#10;&#10;AI-generated content may be incorrect."/>
+            <wp:cNvGraphicFramePr>
+              <a:graphicFrameLocks xmlns:a="http://schemas.openxmlformats.org/drawingml/2006/main" noChangeAspect="1"/>
+            </wp:cNvGraphicFramePr>
+            <a:graphic xmlns:a="http://schemas.openxmlformats.org/drawingml/2006/main">
+              <a:graphicData uri="http://schemas.openxmlformats.org/drawingml/2006/picture">
+                <pic:pic xmlns:pic="http://schemas.openxmlformats.org/drawingml/2006/picture">
+                  <pic:nvPicPr>
+                    <pic:cNvPr id="1610519249" name="Picture 1" descr="A screenshot of a computer program&#10;&#10;AI-generated content may be incorrect."/>
+                    <pic:cNvPicPr/>
+                  </pic:nvPicPr>
+                  <pic:blipFill>
+                    <a:blip r:embed="rId14"/>
+                    <a:stretch>
+                      <a:fillRect/>
+                    </a:stretch>
+                  </pic:blipFill>
+                  <pic:spPr>
+                    <a:xfrm>
+                      <a:off x="0" y="0"/>
+                      <a:ext cx="5731510" cy="4261485"/>
+                    </a:xfrm>
+                    <a:prstGeom prst="rect">
+                      <a:avLst/>
+                    </a:prstGeom>
+                  </pic:spPr>
+                </pic:pic>
+              </a:graphicData>
+            </a:graphic>
+          </wp:inline>
+        </w:drawing>
+      </w:r>
+    </w:p>
+    <w:p>
+      <w:pPr>
+        <w:rPr>
+          <w:rFonts w:ascii="Arial" w:hAnsi="Arial" w:cs="Arial"/>
+        </w:rPr>
+      </w:pPr>
+      <w:r>
+        <w:rPr>
+          <w:rFonts w:ascii="Arial" w:hAnsi="Arial" w:cs="Arial"/>
+        </w:rPr>
+        <w:t>□ Screenshot: id &lt;username&gt; and ls -la /home/ /opt/projects/ confirming</w:t>
+      </w:r>
+    </w:p>
+    <w:p>
+      <w:pPr>
+        <w:rPr>
+          <w:rFonts w:ascii="Arial" w:hAnsi="Arial" w:cs="Arial"/>
+        </w:rPr>
+      </w:pPr>
+      <w:r>
+        <w:rPr>
+          <w:rFonts w:ascii="Arial" w:hAnsi="Arial" w:cs="Arial"/>
+        </w:rPr>
+        <w:t>at least one user was created correctly</w:t>
+      </w:r>
+    </w:p>
+    <w:p>
+      <w:pPr>
+        <w:rPr>
+          <w:rFonts w:ascii="Arial" w:hAnsi="Arial" w:cs="Arial"/>
+        </w:rPr>
+      </w:pPr>
+      <w:r>
+        <w:rPr>
+          <w:rFonts w:ascii="Arial" w:hAnsi="Arial" w:cs="Arial"/>
+        </w:rPr>
+        <w:drawing>
+          <wp:inline distT="0" distB="0" distL="0" distR="0" wp14:anchorId="5FBBABD3" wp14:editId="3DBBA654">
+            <wp:extent cx="5220429" cy="390580"/>
+            <wp:effectExtent l="0" t="0" r="0" b="9525"/>
+            <wp:docPr id="1836828478" name="Picture 1"/>
+            <wp:cNvGraphicFramePr>
+              <a:graphicFrameLocks xmlns:a="http://schemas.openxmlformats.org/drawingml/2006/main" noChangeAspect="1"/>
+            </wp:cNvGraphicFramePr>
+            <a:graphic xmlns:a="http://schemas.openxmlformats.org/drawingml/2006/main">
+              <a:graphicData uri="http://schemas.openxmlformats.org/drawingml/2006/picture">
+                <pic:pic xmlns:pic="http://schemas.openxmlformats.org/drawingml/2006/picture">
+                  <pic:nvPicPr>
+                    <pic:cNvPr id="1836828478" name=""/>
+                    <pic:cNvPicPr/>
+                  </pic:nvPicPr>
+                  <pic:blipFill>
+                    <a:blip r:embed="rId15"/>
+                    <a:stretch>
+                      <a:fillRect/>
+                    </a:stretch>
+                  </pic:blipFill>
+                  <pic:spPr>
+                    <a:xfrm>
+                      <a:off x="0" y="0"/>
+                      <a:ext cx="5220429" cy="390580"/>
+                    </a:xfrm>
+                    <a:prstGeom prst="rect">
+                      <a:avLst/>
+                    </a:prstGeom>
+                  </pic:spPr>
+                </pic:pic>
+              </a:graphicData>
+            </a:graphic>
+          </wp:inline>
+        </w:drawing>
+      </w:r>
+    </w:p>
+    <w:p>
+      <w:pPr>
+        <w:rPr>
+          <w:rFonts w:ascii="Arial" w:hAnsi="Arial" w:cs="Arial"/>
+        </w:rPr>
+      </w:pPr>
+      <w:r>
+        <w:rPr>
+          <w:rFonts w:ascii="Arial" w:hAnsi="Arial" w:cs="Arial"/>
+        </w:rPr>
+        <w:lastRenderedPageBreak/>
+        <w:drawing>
+          <wp:inline distT="0" distB="0" distL="0" distR="0" wp14:anchorId="5139206B" wp14:editId="396C5079">
+            <wp:extent cx="3390900" cy="933450"/>
+            <wp:effectExtent l="0" t="0" r="0" b="0"/>
+            <wp:docPr id="2113581555" name="Picture 1" descr="A screenshot of a computer&#10;&#10;AI-generated content may be incorrect."/>
+            <wp:cNvGraphicFramePr>
+              <a:graphicFrameLocks xmlns:a="http://schemas.openxmlformats.org/drawingml/2006/main" noChangeAspect="1"/>
+            </wp:cNvGraphicFramePr>
+            <a:graphic xmlns:a="http://schemas.openxmlformats.org/drawingml/2006/main">
+              <a:graphicData uri="http://schemas.openxmlformats.org/drawingml/2006/picture">
+                <pic:pic xmlns:pic="http://schemas.openxmlformats.org/drawingml/2006/picture">
+                  <pic:nvPicPr>
+                    <pic:cNvPr id="2113581555" name="Picture 1" descr="A screenshot of a computer&#10;&#10;AI-generated content may be incorrect."/>
+                    <pic:cNvPicPr/>
+                  </pic:nvPicPr>
+                  <pic:blipFill rotWithShape="1">
+                    <a:blip r:embed="rId16"/>
+                    <a:srcRect b="17647"/>
+                    <a:stretch>
+                      <a:fillRect/>
+                    </a:stretch>
+                  </pic:blipFill>
+                  <pic:spPr bwMode="auto">
+                    <a:xfrm>
+                      <a:off x="0" y="0"/>
+                      <a:ext cx="3391373" cy="933580"/>
+                    </a:xfrm>
+                    <a:prstGeom prst="rect">
+                      <a:avLst/>
+                    </a:prstGeom>
+                    <a:ln>
+                      <a:noFill/>
+                    </a:ln>
+                    <a:extLst>
+                      <a:ext uri="{53640926-AAD7-44D8-BBD7-CCE9431645EC}">
+                        <a14:shadowObscured xmlns:a14="http://schemas.microsoft.com/office/drawing/2010/main"/>
+                      </a:ext>
+                    </a:extLst>
+                  </pic:spPr>
+                </pic:pic>
+              </a:graphicData>
+            </a:graphic>
+          </wp:inline>
+        </w:drawing>
+      </w:r>
+    </w:p>
+    <w:p>
+      <w:pPr>
+        <w:rPr>
+          <w:rFonts w:ascii="Arial" w:hAnsi="Arial" w:cs="Arial"/>
+        </w:rPr>
+      </w:pPr>
+      <w:r>
+        <w:rPr>
+          <w:rFonts w:ascii="Arial" w:hAnsi="Arial" w:cs="Arial"/>
+        </w:rPr>
+        <w:t>□ All screenshots have descriptive captions</w:t>
+      </w:r>
+    </w:p>
+    <w:p>
+      <w:pPr>
+        <w:rPr>
+          <w:rFonts w:ascii="Arial" w:hAnsi="Arial" w:cs="Arial"/>
+        </w:rPr>
+      </w:pPr>
+    </w:p>
+    <w:p>
+      <w:pPr>
+        <w:rPr>
+          <w:rFonts w:ascii="Arial" w:hAnsi="Arial" w:cs="Arial"/>
+        </w:rPr>
+      </w:pPr>
+    </w:p>
+    <w:p>
+      <w:pPr>
+        <w:rPr>
+          <w:rFonts w:ascii="Arial" w:hAnsi="Arial" w:cs="Arial"/>
+        </w:rPr>
+      </w:pPr>
+    </w:p>
+    <w:p>
+      <w:pPr>
+        <w:rPr>
+          <w:rFonts w:ascii="Arial" w:hAnsi="Arial" w:cs="Arial"/>
+        </w:rPr>
+      </w:pPr>
+      <w:r>
+        <w:rPr>
+          <w:rFonts w:ascii="Arial" w:hAnsi="Arial" w:cs="Arial"/>
+        </w:rPr>
+        <w:t xml:space="preserve">critical_log_analysis.sh </w:t>
+      </w:r>
+      <w:r>
+        <w:rPr>
+          <w:rFonts w:ascii="Arial" w:hAnsi="Arial" w:cs="Arial" w:hint="cs"/>
+        </w:rPr>
+        <w:t>—</w:t>
+      </w:r>
+      <w:r>
+        <w:rPr>
+          <w:rFonts w:ascii="Arial" w:hAnsi="Arial" w:cs="Arial"/>
+        </w:rPr>
+        <w:t xml:space="preserve"> the complete script</w:t>
+      </w:r>
+    </w:p>
+    <w:p>
+      <w:pPr>
+        <w:rPr>
+          <w:rFonts w:ascii="Arial" w:hAnsi="Arial" w:cs="Arial"/>
+        </w:rPr>
+      </w:pPr>
+      <w:r>
+        <w:rPr>
+          <w:rFonts w:ascii="Arial" w:hAnsi="Arial" w:cs="Arial"/>
+        </w:rPr>
+        <w:lastRenderedPageBreak/>
+        <w:drawing>
+          <wp:inline distT="0" distB="0" distL="0" distR="0" wp14:anchorId="26960888" wp14:editId="672FB826">
+            <wp:extent cx="2581635" cy="7954485"/>
+            <wp:effectExtent l="0" t="0" r="9525" b="8890"/>
+            <wp:docPr id="269774240" name="Picture 1" descr="A screenshot of a computer program&#10;&#10;AI-generated content may be incorrect."/>
+            <wp:cNvGraphicFramePr>
+              <a:graphicFrameLocks xmlns:a="http://schemas.openxmlformats.org/drawingml/2006/main" noChangeAspect="1"/>
+            </wp:cNvGraphicFramePr>
+            <a:graphic xmlns:a="http://schemas.openxmlformats.org/drawingml/2006/main">
+              <a:graphicData uri="http://schemas.openxmlformats.org/drawingml/2006/picture">
+                <pic:pic xmlns:pic="http://schemas.openxmlformats.org/drawingml/2006/picture">
+                  <pic:nvPicPr>
+                    <pic:cNvPr id="269774240" name="Picture 1" descr="A screenshot of a computer program&#10;&#10;AI-generated content may be incorrect."/>
+                    <pic:cNvPicPr/>
+                  </pic:nvPicPr>
+                  <pic:blipFill>
+                    <a:blip r:embed="rId17"/>
+                    <a:stretch>
+                      <a:fillRect/>
+                    </a:stretch>
+                  </pic:blipFill>
+                  <pic:spPr>
+                    <a:xfrm>
+                      <a:off x="0" y="0"/>
+                      <a:ext cx="2581635" cy="7954485"/>
+                    </a:xfrm>
+                    <a:prstGeom prst="rect">
+                      <a:avLst/>
+                    </a:prstGeom>
+                  </pic:spPr>
+                </pic:pic>
+              </a:graphicData>
+            </a:graphic>
+          </wp:inline>
+        </w:drawing>
+      </w:r>
+    </w:p>
+    <w:p>
+      <w:pPr>
+        <w:rPr>
+          <w:rFonts w:ascii="Arial" w:hAnsi="Arial" w:cs="Arial"/>
+        </w:rPr>
+      </w:pPr>
+      <w:r>
+        <w:rPr>
+          <w:rFonts w:ascii="Arial" w:hAnsi="Arial" w:cs="Arial"/>
+        </w:rPr>
+        <w:t xml:space="preserve">□ top10_critical.txt </w:t>
+      </w:r>
+      <w:r>
+        <w:rPr>
+          <w:rFonts w:ascii="Arial" w:hAnsi="Arial" w:cs="Arial" w:hint="cs"/>
+        </w:rPr>
+        <w:t>—</w:t>
+      </w:r>
+      <w:r>
+        <w:rPr>
+          <w:rFonts w:ascii="Arial" w:hAnsi="Arial" w:cs="Arial"/>
+        </w:rPr>
+        <w:t xml:space="preserve"> the output file</w:t>
+      </w:r>
+    </w:p>
+    <w:p>
+      <w:pPr>
+        <w:rPr>
+          <w:rFonts w:ascii="Arial" w:hAnsi="Arial" w:cs="Arial"/>
+        </w:rPr>
+      </w:pPr>
+      <w:r>
+        <w:rPr>
+          <w:rFonts w:ascii="Arial" w:hAnsi="Arial" w:cs="Arial"/>
+        </w:rPr>
+        <w:lastRenderedPageBreak/>
+        <w:drawing>
+          <wp:inline distT="0" distB="0" distL="0" distR="0" wp14:anchorId="1130AAA5" wp14:editId="4719BEDF">
+            <wp:extent cx="1924319" cy="2124371"/>
+            <wp:effectExtent l="0" t="0" r="0" b="0"/>
+            <wp:docPr id="508906523" name="Picture 1" descr="A screenshot of a computer program&#10;&#10;AI-generated content may be incorrect."/>
+            <wp:cNvGraphicFramePr>
+              <a:graphicFrameLocks xmlns:a="http://schemas.openxmlformats.org/drawingml/2006/main" noChangeAspect="1"/>
+            </wp:cNvGraphicFramePr>
+            <a:graphic xmlns:a="http://schemas.openxmlformats.org/drawingml/2006/main">
+              <a:graphicData uri="http://schemas.openxmlformats.org/drawingml/2006/picture">
+                <pic:pic xmlns:pic="http://schemas.openxmlformats.org/drawingml/2006/picture">
+                  <pic:nvPicPr>
+                    <pic:cNvPr id="508906523" name="Picture 1" descr="A screenshot of a computer program&#10;&#10;AI-generated content may be incorrect."/>
+                    <pic:cNvPicPr/>
+                  </pic:nvPicPr>
+                  <pic:blipFill>
+                    <a:blip r:embed="rId18"/>
+                    <a:stretch>
+                      <a:fillRect/>
+                    </a:stretch>
+                  </pic:blipFill>
+                  <pic:spPr>
+                    <a:xfrm>
+                      <a:off x="0" y="0"/>
+                      <a:ext cx="1924319" cy="2124371"/>
+                    </a:xfrm>
+                    <a:prstGeom prst="rect">
+                      <a:avLst/>
+                    </a:prstGeom>
+                  </pic:spPr>
+                </pic:pic>
+              </a:graphicData>
+            </a:graphic>
+          </wp:inline>
+        </w:drawing>
+      </w:r>
+    </w:p>
+    <w:p>
+      <w:pPr>
+        <w:rPr>
+          <w:rFonts w:ascii="Arial" w:hAnsi="Arial" w:cs="Arial"/>
+        </w:rPr>
+      </w:pPr>
+      <w:r>
+        <w:rPr>
+          <w:rFonts w:ascii="Arial" w:hAnsi="Arial" w:cs="Arial"/>
+        </w:rPr>
+        <w:t>□ Screenshot: terminal showing the top 10 token output when the script is run</w:t>
+      </w:r>
+    </w:p>
+    <w:p>
+      <w:pPr>
+        <w:rPr>
+          <w:rFonts w:ascii="Arial" w:hAnsi="Arial" w:cs="Arial"/>
+        </w:rPr>
+      </w:pPr>
+      <w:r>
+        <w:rPr>
+          <w:rFonts w:ascii="Arial" w:hAnsi="Arial" w:cs="Arial"/>
+        </w:rPr>
+        <w:drawing>
+          <wp:inline distT="0" distB="0" distL="0" distR="0" wp14:anchorId="3021E15D" wp14:editId="193607C4">
+            <wp:extent cx="4915586" cy="3067478"/>
+            <wp:effectExtent l="0" t="0" r="0" b="0"/>
+            <wp:docPr id="949229339" name="Picture 1" descr="A screenshot of a computer&#10;&#10;AI-generated content may be incorrect."/>
+            <wp:cNvGraphicFramePr>
+              <a:graphicFrameLocks xmlns:a="http://schemas.openxmlformats.org/drawingml/2006/main" noChangeAspect="1"/>
+            </wp:cNvGraphicFramePr>
+            <a:graphic xmlns:a="http://schemas.openxmlformats.org/drawingml/2006/main">
+              <a:graphicData uri="http://schemas.openxmlformats.org/drawingml/2006/picture">
+                <pic:pic xmlns:pic="http://schemas.openxmlformats.org/drawingml/2006/picture">
+                  <pic:nvPicPr>
+                    <pic:cNvPr id="949229339" name="Picture 1" descr="A screenshot of a computer&#10;&#10;AI-generated content may be incorrect."/>
+                    <pic:cNvPicPr/>
+                  </pic:nvPicPr>
+                  <pic:blipFill>
+                    <a:blip r:embed="rId19"/>
+                    <a:stretch>
+                      <a:fillRect/>
+                    </a:stretch>
+                  </pic:blipFill>
+                  <pic:spPr>
+                    <a:xfrm>
+                      <a:off x="0" y="0"/>
+                      <a:ext cx="4915586" cy="3067478"/>
+                    </a:xfrm>
+                    <a:prstGeom prst="rect">
+                      <a:avLst/>
+                    </a:prstGeom>
+                  </pic:spPr>
+                </pic:pic>
+              </a:graphicData>
+            </a:graphic>
+          </wp:inline>
+        </w:drawing>
+      </w:r>
+    </w:p>
+    <w:p>
+      <w:pPr>
+        <w:rPr>
+          <w:rFonts w:ascii="Arial" w:hAnsi="Arial" w:cs="Arial"/>
+        </w:rPr>
+      </w:pPr>
+      <w:r>
+        <w:rPr>
+          <w:rFonts w:ascii="Arial" w:hAnsi="Arial" w:cs="Arial"/>
+        </w:rPr>
+        <w:t>□ All screenshots have descriptive captions</w:t>
+      </w:r>
     </w:p>
     <w:sectPr>
       <w:pgSz w:w="11906" w:h="16838"/>
@@ -1003,7 +1740,6 @@
   <w:style w:type="character" w:default="1" w:styleId="DefaultParagraphFont">
     <w:name w:val="Default Paragraph Font"/>
     <w:uiPriority w:val="1"/>
-    <w:semiHidden/>
     <w:unhideWhenUsed/>
   </w:style>
   <w:style w:type="table" w:default="1" w:styleId="TableNormal">

--- a/gardah_checkpoint1_s12026.docx
+++ b/gardah_checkpoint1_s12026.docx
@@ -94,6 +94,32 @@
           <w:rFonts w:ascii="Arial" w:hAnsi="Arial" w:cs="Arial"/>
         </w:rPr>
       </w:pPr>
+      <w:r>
+        <w:rPr>
+          <w:rFonts w:ascii="Arial" w:hAnsi="Arial" w:cs="Arial"/>
+        </w:rPr>
+        <w:t xml:space="preserve">The </w:t>
+      </w:r>
+      <w:proofErr w:type="spellStart"/>
+      <w:r>
+        <w:rPr>
+          <w:rFonts w:ascii="Arial" w:hAnsi="Arial" w:cs="Arial"/>
+        </w:rPr>
+        <w:t>ip</w:t>
+      </w:r>
+      <w:proofErr w:type="spellEnd"/>
+      <w:r>
+        <w:rPr>
+          <w:rFonts w:ascii="Arial" w:hAnsi="Arial" w:cs="Arial"/>
+        </w:rPr>
+        <w:t xml:space="preserve"> address is 20.211.97.202 and its running </w:t>
+      </w:r>
+      <w:r>
+        <w:rPr>
+          <w:rFonts w:ascii="Arial" w:hAnsi="Arial" w:cs="Arial"/>
+        </w:rPr>
+        <w:t>ubuntu </w:t>
+      </w:r>
     </w:p>
     <w:p>
       <w:pPr>
@@ -166,7 +192,56 @@
         <w:rPr>
           <w:rFonts w:ascii="Arial" w:hAnsi="Arial" w:cs="Arial"/>
         </w:rPr>
-        <w:t>□ The usermod, groupmod, and home directory move commands with their output</w:t>
+        <w:t xml:space="preserve">I ssh into the server with the username </w:t>
+      </w:r>
+      <w:proofErr w:type="spellStart"/>
+      <w:r>
+        <w:rPr>
+          <w:rFonts w:ascii="Arial" w:hAnsi="Arial" w:cs="Arial"/>
+        </w:rPr>
+        <w:t>oscstudent</w:t>
+      </w:r>
+      <w:proofErr w:type="spellEnd"/>
+    </w:p>
+    <w:p>
+      <w:pPr>
+        <w:rPr>
+          <w:rFonts w:ascii="Arial" w:hAnsi="Arial" w:cs="Arial"/>
+        </w:rPr>
+      </w:pPr>
+      <w:r>
+        <w:rPr>
+          <w:rFonts w:ascii="Arial" w:hAnsi="Arial" w:cs="Arial"/>
+        </w:rPr>
+        <w:t xml:space="preserve">□ The </w:t>
+      </w:r>
+      <w:proofErr w:type="spellStart"/>
+      <w:r>
+        <w:rPr>
+          <w:rFonts w:ascii="Arial" w:hAnsi="Arial" w:cs="Arial"/>
+        </w:rPr>
+        <w:t>usermod</w:t>
+      </w:r>
+      <w:proofErr w:type="spellEnd"/>
+      <w:r>
+        <w:rPr>
+          <w:rFonts w:ascii="Arial" w:hAnsi="Arial" w:cs="Arial"/>
+        </w:rPr>
+        <w:t xml:space="preserve">, </w:t>
+      </w:r>
+      <w:proofErr w:type="spellStart"/>
+      <w:r>
+        <w:rPr>
+          <w:rFonts w:ascii="Arial" w:hAnsi="Arial" w:cs="Arial"/>
+        </w:rPr>
+        <w:t>groupmod</w:t>
+      </w:r>
+      <w:proofErr w:type="spellEnd"/>
+      <w:r>
+        <w:rPr>
+          <w:rFonts w:ascii="Arial" w:hAnsi="Arial" w:cs="Arial"/>
+        </w:rPr>
+        <w:t>, and home directory move commands with their output</w:t>
       </w:r>
     </w:p>
     <w:p>
@@ -227,7 +302,48 @@
         <w:rPr>
           <w:rFonts w:ascii="Arial" w:hAnsi="Arial" w:cs="Arial"/>
         </w:rPr>
-        <w:t>□ Output of id &lt;yourusername&gt; and ls -la /home/ confirming the rename</w:t>
+        <w:t xml:space="preserve">First renamed the user </w:t>
+      </w:r>
+      <w:proofErr w:type="spellStart"/>
+      <w:r>
+        <w:rPr>
+          <w:rFonts w:ascii="Arial" w:hAnsi="Arial" w:cs="Arial"/>
+        </w:rPr>
+        <w:t>oscstudent</w:t>
+      </w:r>
+      <w:proofErr w:type="spellEnd"/>
+      <w:r>
+        <w:rPr>
+          <w:rFonts w:ascii="Arial" w:hAnsi="Arial" w:cs="Arial"/>
+        </w:rPr>
+        <w:t xml:space="preserve"> to albertg1 then created the home directory then switched user to the renamed user</w:t>
+      </w:r>
+    </w:p>
+    <w:p>
+      <w:pPr>
+        <w:rPr>
+          <w:rFonts w:ascii="Arial" w:hAnsi="Arial" w:cs="Arial"/>
+        </w:rPr>
+      </w:pPr>
+      <w:r>
+        <w:rPr>
+          <w:rFonts w:ascii="Arial" w:hAnsi="Arial" w:cs="Arial"/>
+        </w:rPr>
+        <w:t>□ Output of id &lt;</w:t>
+      </w:r>
+      <w:proofErr w:type="spellStart"/>
+      <w:r>
+        <w:rPr>
+          <w:rFonts w:ascii="Arial" w:hAnsi="Arial" w:cs="Arial"/>
+        </w:rPr>
+        <w:t>yourusername</w:t>
+      </w:r>
+      <w:proofErr w:type="spellEnd"/>
+      <w:r>
+        <w:rPr>
+          <w:rFonts w:ascii="Arial" w:hAnsi="Arial" w:cs="Arial"/>
+        </w:rPr>
+        <w:t>&gt; and ls -la /home/ confirming the rename</w:t>
       </w:r>
     </w:p>
     <w:p>
@@ -289,6 +405,63 @@
         <w:rPr>
           <w:rFonts w:ascii="Arial" w:hAnsi="Arial" w:cs="Arial"/>
         </w:rPr>
+        <w:t xml:space="preserve">Show the user is in the albertg1, </w:t>
+      </w:r>
+      <w:proofErr w:type="spellStart"/>
+      <w:r>
+        <w:rPr>
+          <w:rFonts w:ascii="Arial" w:hAnsi="Arial" w:cs="Arial"/>
+        </w:rPr>
+        <w:t>adm</w:t>
+      </w:r>
+      <w:proofErr w:type="spellEnd"/>
+      <w:r>
+        <w:rPr>
+          <w:rFonts w:ascii="Arial" w:hAnsi="Arial" w:cs="Arial"/>
+        </w:rPr>
+        <w:t xml:space="preserve">, </w:t>
+      </w:r>
+      <w:proofErr w:type="spellStart"/>
+      <w:proofErr w:type="gramStart"/>
+      <w:r>
+        <w:rPr>
+          <w:rFonts w:ascii="Arial" w:hAnsi="Arial" w:cs="Arial"/>
+        </w:rPr>
+        <w:t>cdron,sudo</w:t>
+      </w:r>
+      <w:proofErr w:type="gramEnd"/>
+      <w:r>
+        <w:rPr>
+          <w:rFonts w:ascii="Arial" w:hAnsi="Arial" w:cs="Arial"/>
+        </w:rPr>
+        <w:t>,</w:t>
+      </w:r>
+      <w:proofErr w:type="gramStart"/>
+      <w:r>
+        <w:rPr>
+          <w:rFonts w:ascii="Arial" w:hAnsi="Arial" w:cs="Arial"/>
+        </w:rPr>
+        <w:t>dip,lxd</w:t>
+      </w:r>
+      <w:proofErr w:type="spellEnd"/>
+      <w:proofErr w:type="gramEnd"/>
+      <w:r>
+        <w:rPr>
+          <w:rFonts w:ascii="Arial" w:hAnsi="Arial" w:cs="Arial"/>
+        </w:rPr>
+        <w:t xml:space="preserve"> groups and has execute perms </w:t>
+      </w:r>
+    </w:p>
+    <w:p>
+      <w:pPr>
+        <w:rPr>
+          <w:rFonts w:ascii="Arial" w:hAnsi="Arial" w:cs="Arial"/>
+        </w:rPr>
+      </w:pPr>
+      <w:r>
+        <w:rPr>
+          <w:rFonts w:ascii="Arial" w:hAnsi="Arial" w:cs="Arial"/>
+        </w:rPr>
         <w:t>□ Evidence of successful password change (do not show the actual password</w:t>
       </w:r>
       <w:r>
@@ -359,6 +532,26 @@
           <w:rFonts w:ascii="Arial" w:hAnsi="Arial" w:cs="Arial"/>
         </w:rPr>
       </w:pPr>
+      <w:r>
+        <w:rPr>
+          <w:rFonts w:ascii="Arial" w:hAnsi="Arial" w:cs="Arial"/>
+        </w:rPr>
+        <w:t xml:space="preserve">Used </w:t>
+      </w:r>
+      <w:proofErr w:type="spellStart"/>
+      <w:r>
+        <w:rPr>
+          <w:rFonts w:ascii="Arial" w:hAnsi="Arial" w:cs="Arial"/>
+        </w:rPr>
+        <w:t>sudo</w:t>
+      </w:r>
+      <w:proofErr w:type="spellEnd"/>
+      <w:r>
+        <w:rPr>
+          <w:rFonts w:ascii="Arial" w:hAnsi="Arial" w:cs="Arial"/>
+        </w:rPr>
+        <w:t xml:space="preserve"> passwd to change password</w:t>
+      </w:r>
     </w:p>
     <w:p>
       <w:pPr>
@@ -391,22 +584,17 @@
         </w:rPr>
         <w:t xml:space="preserve"> the complete script with inline comments</w:t>
       </w:r>
-      <w:r>
-        <w:rPr>
-          <w:rFonts w:ascii="Arial" w:hAnsi="Arial" w:cs="Arial"/>
-        </w:rPr>
-        <w:t>\</w:t>
-      </w:r>
-    </w:p>
-    <w:p>
-      <w:pPr>
-        <w:rPr>
-          <w:rFonts w:ascii="Arial" w:hAnsi="Arial" w:cs="Arial"/>
-        </w:rPr>
-      </w:pPr>
-      <w:r>
-        <w:rPr>
-          <w:rFonts w:ascii="Arial" w:hAnsi="Arial" w:cs="Arial"/>
+    </w:p>
+    <w:p>
+      <w:pPr>
+        <w:rPr>
+          <w:rFonts w:ascii="Arial" w:hAnsi="Arial" w:cs="Arial"/>
+        </w:rPr>
+      </w:pPr>
+      <w:r>
+        <w:rPr>
+          <w:rFonts w:ascii="Arial" w:hAnsi="Arial" w:cs="Arial"/>
+          <w:noProof/>
         </w:rPr>
         <w:drawing>
           <wp:inline distT="0" distB="0" distL="0" distR="0" wp14:anchorId="45931A07" wp14:editId="4D84589D">
@@ -454,6 +642,20 @@
       <w:r>
         <w:rPr>
           <w:rFonts w:ascii="Arial" w:hAnsi="Arial" w:cs="Arial"/>
+        </w:rPr>
+        <w:t>This is setting up the log filer and validating the username and that it is running with the root privilege</w:t>
+      </w:r>
+    </w:p>
+    <w:p>
+      <w:pPr>
+        <w:rPr>
+          <w:rFonts w:ascii="Arial" w:hAnsi="Arial" w:cs="Arial"/>
+        </w:rPr>
+      </w:pPr>
+      <w:r>
+        <w:rPr>
+          <w:rFonts w:ascii="Arial" w:hAnsi="Arial" w:cs="Arial"/>
+          <w:noProof/>
         </w:rPr>
         <w:lastRenderedPageBreak/>
         <w:drawing>
@@ -512,6 +714,40 @@
         <w:rPr>
           <w:rFonts w:ascii="Arial" w:hAnsi="Arial" w:cs="Arial"/>
         </w:rPr>
+        <w:t xml:space="preserve">Creates the base directory </w:t>
+      </w:r>
+      <w:r>
+        <w:rPr>
+          <w:rFonts w:ascii="Arial" w:hAnsi="Arial" w:cs="Arial"/>
+        </w:rPr>
+        <w:t xml:space="preserve">loops through </w:t>
+      </w:r>
+      <w:proofErr w:type="gramStart"/>
+      <w:r>
+        <w:rPr>
+          <w:rFonts w:ascii="Arial" w:hAnsi="Arial" w:cs="Arial"/>
+        </w:rPr>
+        <w:t>all of</w:t>
+      </w:r>
+      <w:proofErr w:type="gramEnd"/>
+      <w:r>
+        <w:rPr>
+          <w:rFonts w:ascii="Arial" w:hAnsi="Arial" w:cs="Arial"/>
+        </w:rPr>
+        <w:t xml:space="preserve"> the lines of the csv file and spits them on a comma trims the fields dose some validation </w:t>
+      </w:r>
+    </w:p>
+    <w:p>
+      <w:pPr>
+        <w:rPr>
+          <w:rFonts w:ascii="Arial" w:hAnsi="Arial" w:cs="Arial"/>
+        </w:rPr>
+      </w:pPr>
+      <w:r>
+        <w:rPr>
+          <w:rFonts w:ascii="Arial" w:hAnsi="Arial" w:cs="Arial"/>
+          <w:noProof/>
+        </w:rPr>
         <w:lastRenderedPageBreak/>
         <w:drawing>
           <wp:inline distT="0" distB="0" distL="0" distR="0" wp14:anchorId="70DC257C" wp14:editId="371A2D17">
@@ -560,6 +796,33 @@
         <w:rPr>
           <w:rFonts w:ascii="Arial" w:hAnsi="Arial" w:cs="Arial"/>
         </w:rPr>
+        <w:t>Creates the user and the group if they already exist update them</w:t>
+      </w:r>
+    </w:p>
+    <w:p>
+      <w:pPr>
+        <w:rPr>
+          <w:rFonts w:ascii="Arial" w:hAnsi="Arial" w:cs="Arial"/>
+        </w:rPr>
+      </w:pPr>
+      <w:r>
+        <w:rPr>
+          <w:rFonts w:ascii="Arial" w:hAnsi="Arial" w:cs="Arial"/>
+        </w:rPr>
+        <w:t>Adds the user to the group and ensures the user has access to their home directory</w:t>
+      </w:r>
+    </w:p>
+    <w:p>
+      <w:pPr>
+        <w:rPr>
+          <w:rFonts w:ascii="Arial" w:hAnsi="Arial" w:cs="Arial"/>
+        </w:rPr>
+      </w:pPr>
+      <w:r>
+        <w:rPr>
+          <w:rFonts w:ascii="Arial" w:hAnsi="Arial" w:cs="Arial"/>
+          <w:noProof/>
+        </w:rPr>
         <w:drawing>
           <wp:inline distT="0" distB="0" distL="0" distR="0" wp14:anchorId="5C1DCBAE" wp14:editId="76D25EC9">
             <wp:extent cx="4500000" cy="1741469"/>
@@ -607,7 +870,34 @@
         <w:rPr>
           <w:rFonts w:ascii="Arial" w:hAnsi="Arial" w:cs="Arial"/>
         </w:rPr>
-        <w:t>□ Screenshot: running the script (sudo bash onboard_users.sh) showing output</w:t>
+        <w:t xml:space="preserve">Gives the user permissions </w:t>
+      </w:r>
+    </w:p>
+    <w:p>
+      <w:pPr>
+        <w:rPr>
+          <w:rFonts w:ascii="Arial" w:hAnsi="Arial" w:cs="Arial"/>
+        </w:rPr>
+      </w:pPr>
+      <w:r>
+        <w:rPr>
+          <w:rFonts w:ascii="Arial" w:hAnsi="Arial" w:cs="Arial"/>
+        </w:rPr>
+        <w:t>□ Screenshot: running the script (</w:t>
+      </w:r>
+      <w:proofErr w:type="spellStart"/>
+      <w:r>
+        <w:rPr>
+          <w:rFonts w:ascii="Arial" w:hAnsi="Arial" w:cs="Arial"/>
+        </w:rPr>
+        <w:t>sudo</w:t>
+      </w:r>
+      <w:proofErr w:type="spellEnd"/>
+      <w:r>
+        <w:rPr>
+          <w:rFonts w:ascii="Arial" w:hAnsi="Arial" w:cs="Arial"/>
+        </w:rPr>
+        <w:t xml:space="preserve"> bash onboard_users.sh) showing output</w:t>
       </w:r>
     </w:p>
     <w:p>
@@ -632,6 +922,7 @@
       <w:r>
         <w:rPr>
           <w:rFonts w:ascii="Arial" w:hAnsi="Arial" w:cs="Arial"/>
+          <w:noProof/>
         </w:rPr>
         <w:lastRenderedPageBreak/>
         <w:drawing>
@@ -681,6 +972,19 @@
         <w:rPr>
           <w:rFonts w:ascii="Arial" w:hAnsi="Arial" w:cs="Arial"/>
         </w:rPr>
+        <w:t>Evidence of the script onboard users running</w:t>
+      </w:r>
+    </w:p>
+    <w:p>
+      <w:pPr>
+        <w:rPr>
+          <w:rFonts w:ascii="Arial" w:hAnsi="Arial" w:cs="Arial"/>
+        </w:rPr>
+      </w:pPr>
+      <w:r>
+        <w:rPr>
+          <w:rFonts w:ascii="Arial" w:hAnsi="Arial" w:cs="Arial"/>
+        </w:rPr>
         <w:t>□ Screenshot: contents of /var/log/user_onboarding_audit.log showing times-</w:t>
       </w:r>
     </w:p>
@@ -706,6 +1010,7 @@
       <w:r>
         <w:rPr>
           <w:rFonts w:ascii="Arial" w:hAnsi="Arial" w:cs="Arial"/>
+          <w:noProof/>
         </w:rPr>
         <w:drawing>
           <wp:inline distT="0" distB="0" distL="0" distR="0" wp14:anchorId="4B01C6E1" wp14:editId="6CEDEA18">
@@ -754,6 +1059,19 @@
         <w:rPr>
           <w:rFonts w:ascii="Arial" w:hAnsi="Arial" w:cs="Arial"/>
         </w:rPr>
+        <w:t xml:space="preserve">Shows the log files with time stamps </w:t>
+      </w:r>
+    </w:p>
+    <w:p>
+      <w:pPr>
+        <w:rPr>
+          <w:rFonts w:ascii="Arial" w:hAnsi="Arial" w:cs="Arial"/>
+        </w:rPr>
+      </w:pPr>
+      <w:r>
+        <w:rPr>
+          <w:rFonts w:ascii="Arial" w:hAnsi="Arial" w:cs="Arial"/>
+        </w:rPr>
         <w:t>□ Screenshot: id &lt;username&gt; and ls -la /home/ /opt/projects/ confirming</w:t>
       </w:r>
     </w:p>
@@ -779,7 +1097,9 @@
       <w:r>
         <w:rPr>
           <w:rFonts w:ascii="Arial" w:hAnsi="Arial" w:cs="Arial"/>
-        </w:rPr>
+          <w:noProof/>
+        </w:rPr>
+        <w:lastRenderedPageBreak/>
         <w:drawing>
           <wp:inline distT="0" distB="0" distL="0" distR="0" wp14:anchorId="5FBBABD3" wp14:editId="3DBBA654">
             <wp:extent cx="5220429" cy="390580"/>
@@ -826,8 +1146,8 @@
       <w:r>
         <w:rPr>
           <w:rFonts w:ascii="Arial" w:hAnsi="Arial" w:cs="Arial"/>
-        </w:rPr>
-        <w:lastRenderedPageBreak/>
+          <w:noProof/>
+        </w:rPr>
         <w:drawing>
           <wp:inline distT="0" distB="0" distL="0" distR="0" wp14:anchorId="5139206B" wp14:editId="396C5079">
             <wp:extent cx="3390900" cy="933450"/>
@@ -884,29 +1204,8 @@
         <w:rPr>
           <w:rFonts w:ascii="Arial" w:hAnsi="Arial" w:cs="Arial"/>
         </w:rPr>
-        <w:t>□ All screenshots have descriptive captions</w:t>
-      </w:r>
-    </w:p>
-    <w:p>
-      <w:pPr>
-        <w:rPr>
-          <w:rFonts w:ascii="Arial" w:hAnsi="Arial" w:cs="Arial"/>
-        </w:rPr>
-      </w:pPr>
-    </w:p>
-    <w:p>
-      <w:pPr>
-        <w:rPr>
-          <w:rFonts w:ascii="Arial" w:hAnsi="Arial" w:cs="Arial"/>
-        </w:rPr>
-      </w:pPr>
-    </w:p>
-    <w:p>
-      <w:pPr>
-        <w:rPr>
-          <w:rFonts w:ascii="Arial" w:hAnsi="Arial" w:cs="Arial"/>
-        </w:rPr>
-      </w:pPr>
+        <w:t xml:space="preserve"> The users were created successfully</w:t>
+      </w:r>
     </w:p>
     <w:p>
       <w:pPr>
@@ -942,6 +1241,7 @@
       <w:r>
         <w:rPr>
           <w:rFonts w:ascii="Arial" w:hAnsi="Arial" w:cs="Arial"/>
+          <w:noProof/>
         </w:rPr>
         <w:lastRenderedPageBreak/>
         <w:drawing>
@@ -1015,6 +1315,7 @@
       <w:r>
         <w:rPr>
           <w:rFonts w:ascii="Arial" w:hAnsi="Arial" w:cs="Arial"/>
+          <w:noProof/>
         </w:rPr>
         <w:lastRenderedPageBreak/>
         <w:drawing>
@@ -1064,6 +1365,19 @@
         <w:rPr>
           <w:rFonts w:ascii="Arial" w:hAnsi="Arial" w:cs="Arial"/>
         </w:rPr>
+        <w:t>shows the 10n critical errors</w:t>
+      </w:r>
+    </w:p>
+    <w:p>
+      <w:pPr>
+        <w:rPr>
+          <w:rFonts w:ascii="Arial" w:hAnsi="Arial" w:cs="Arial"/>
+        </w:rPr>
+      </w:pPr>
+      <w:r>
+        <w:rPr>
+          <w:rFonts w:ascii="Arial" w:hAnsi="Arial" w:cs="Arial"/>
+        </w:rPr>
         <w:t>□ Screenshot: terminal showing the top 10 token output when the script is run</w:t>
       </w:r>
     </w:p>
@@ -1076,6 +1390,7 @@
       <w:r>
         <w:rPr>
           <w:rFonts w:ascii="Arial" w:hAnsi="Arial" w:cs="Arial"/>
+          <w:noProof/>
         </w:rPr>
         <w:drawing>
           <wp:inline distT="0" distB="0" distL="0" distR="0" wp14:anchorId="3021E15D" wp14:editId="193607C4">
